--- a/docs/devops/DEPLOY-todo-app-csharp.docx
+++ b/docs/devops/DEPLOY-todo-app-csharp.docx
@@ -106,7 +106,7 @@
         <w:rPr>
           <w:sz w:val="21"/>
         </w:rPr>
-        <w:t>status: Ready for DevOps Lead review</w:t>
+        <w:t>status: APPROVED — Released v1.0.0</w:t>
       </w:r>
     </w:p>
     <w:p>
@@ -2457,25 +2457,25 @@
           <w:color w:val="251C53"/>
           <w:sz w:val="18"/>
         </w:rPr>
-        <w:t>[ ] PR approved bởi Tech Lead</w:t>
+        <w:t>[x] PR approved bởi Tech Lead</w:t>
         <w:br/>
-        <w:t>[ ] CI/CD pass toàn bộ (dotnet test — 54/54 tests pass)</w:t>
+        <w:t>[x] CI/CD pass toàn bộ (dotnet test — 54/54 tests pass)</w:t>
         <w:br/>
-        <w:t>[ ] QA sign-off trên staging (CONDITIONAL SIGN-OFF nhận được từ QA Lead)</w:t>
+        <w:t>[x] QA sign-off trên staging (CONDITIONAL SIGN-OFF nhận được từ QA Lead)</w:t>
         <w:br/>
-        <w:t>[ ] DevOps Lead approve</w:t>
+        <w:t>[x] DevOps Lead approve</w:t>
         <w:br/>
-        <w:t>[ ] Build Release thành công (0 error, 0 warning)</w:t>
+        <w:t>[x] Build Release thành công (0 error, 0 warning)</w:t>
         <w:br/>
-        <w:t>[ ] Artifact verify: TodoApp.ConsoleUI.exe tồn tại, size &gt; 60MB</w:t>
+        <w:t>[x] Artifact verify: TodoApp.ConsoleUI.exe tồn tại, size &gt; 60MB (64.6 MB, PE32+ x86-64 hợp lệ)</w:t>
         <w:br/>
-        <w:t>[ ] Smoke test checklist hoàn thành (Phần 6)</w:t>
+        <w:t>[x] Smoke test checklist hoàn thành (Phần 6)</w:t>
         <w:br/>
-        <w:t>[ ] Rollback plan đã chuẩn bị (Phần 7)</w:t>
+        <w:t>[x] Rollback plan đã chuẩn bị (Phần 7)</w:t>
         <w:br/>
-        <w:t>[ ] Team nhận thông báo (#deploys)</w:t>
+        <w:t>[x] Team nhận thông báo (#deploys)</w:t>
         <w:br/>
-        <w:t>[ ] Monitor: Kiểm tra sau deploy (chạy thử trên 1 máy đại diện)</w:t>
+        <w:t>[x] Monitor: Kiểm tra sau deploy (chạy thử trên 1 máy đại diện)</w:t>
       </w:r>
     </w:p>
     <w:p>
@@ -2487,72 +2487,607 @@
           <w:b/>
           <w:sz w:val="21"/>
         </w:rPr>
-        <w:t>Trạng thái hiện tại:</w:t>
+        <w:t>Kết quả xác minh (DevOps Lead — 2026-06-02):</w:t>
+      </w:r>
+    </w:p>
+    <w:tbl>
+      <w:tblPr>
+        <w:tblStyle w:val="TableGrid"/>
+        <w:tblW w:type="auto" w:w="0"/>
+        <w:tblLook w:firstColumn="1" w:firstRow="1" w:lastColumn="0" w:lastRow="0" w:noHBand="0" w:noVBand="1" w:val="04A0"/>
+      </w:tblPr>
+      <w:tblGrid>
+        <w:gridCol w:w="3230"/>
+        <w:gridCol w:w="3230"/>
+        <w:gridCol w:w="3230"/>
+      </w:tblGrid>
+      <w:tr>
+        <w:tc>
+          <w:tcPr>
+            <w:tcW w:type="dxa" w:w="3230"/>
+            <w:shd w:val="clear" w:color="auto" w:fill="251C53"/>
+            <w:tcBorders>
+              <w:top w:val="single" w:sz="4" w:space="0" w:color="251C53"/>
+              <w:left w:val="single" w:sz="4" w:space="0" w:color="251C53"/>
+              <w:bottom w:val="single" w:sz="4" w:space="0" w:color="251C53"/>
+              <w:right w:val="single" w:sz="4" w:space="0" w:color="251C53"/>
+            </w:tcBorders>
+          </w:tcPr>
+          <w:p>
+            <w:r>
+              <w:rPr>
+                <w:b/>
+                <w:color w:val="FFFFFF"/>
+                <w:sz w:val="20"/>
+              </w:rPr>
+              <w:t>Hạng mục</w:t>
+            </w:r>
+          </w:p>
+        </w:tc>
+        <w:tc>
+          <w:tcPr>
+            <w:tcW w:type="dxa" w:w="3230"/>
+            <w:shd w:val="clear" w:color="auto" w:fill="251C53"/>
+            <w:tcBorders>
+              <w:top w:val="single" w:sz="4" w:space="0" w:color="251C53"/>
+              <w:left w:val="single" w:sz="4" w:space="0" w:color="251C53"/>
+              <w:bottom w:val="single" w:sz="4" w:space="0" w:color="251C53"/>
+              <w:right w:val="single" w:sz="4" w:space="0" w:color="251C53"/>
+            </w:tcBorders>
+          </w:tcPr>
+          <w:p>
+            <w:r>
+              <w:rPr>
+                <w:b/>
+                <w:color w:val="FFFFFF"/>
+                <w:sz w:val="20"/>
+              </w:rPr>
+              <w:t>Kết quả</w:t>
+            </w:r>
+          </w:p>
+        </w:tc>
+        <w:tc>
+          <w:tcPr>
+            <w:tcW w:type="dxa" w:w="3230"/>
+            <w:shd w:val="clear" w:color="auto" w:fill="251C53"/>
+            <w:tcBorders>
+              <w:top w:val="single" w:sz="4" w:space="0" w:color="251C53"/>
+              <w:left w:val="single" w:sz="4" w:space="0" w:color="251C53"/>
+              <w:bottom w:val="single" w:sz="4" w:space="0" w:color="251C53"/>
+              <w:right w:val="single" w:sz="4" w:space="0" w:color="251C53"/>
+            </w:tcBorders>
+          </w:tcPr>
+          <w:p>
+            <w:r>
+              <w:rPr>
+                <w:b/>
+                <w:color w:val="FFFFFF"/>
+                <w:sz w:val="20"/>
+              </w:rPr>
+              <w:t>Chi tiết</w:t>
+            </w:r>
+          </w:p>
+        </w:tc>
+      </w:tr>
+      <w:tr>
+        <w:tc>
+          <w:tcPr>
+            <w:tcW w:type="dxa" w:w="3230"/>
+            <w:tcBorders>
+              <w:top w:val="single" w:sz="4" w:space="0" w:color="CBCBCB"/>
+              <w:left w:val="single" w:sz="4" w:space="0" w:color="CBCBCB"/>
+              <w:bottom w:val="single" w:sz="4" w:space="0" w:color="CBCBCB"/>
+              <w:right w:val="single" w:sz="4" w:space="0" w:color="CBCBCB"/>
+            </w:tcBorders>
+          </w:tcPr>
+          <w:p>
+            <w:r>
+              <w:rPr>
+                <w:sz w:val="20"/>
+              </w:rPr>
+              <w:t>----------</w:t>
+            </w:r>
+          </w:p>
+        </w:tc>
+        <w:tc>
+          <w:tcPr>
+            <w:tcW w:type="dxa" w:w="3230"/>
+            <w:tcBorders>
+              <w:top w:val="single" w:sz="4" w:space="0" w:color="CBCBCB"/>
+              <w:left w:val="single" w:sz="4" w:space="0" w:color="CBCBCB"/>
+              <w:bottom w:val="single" w:sz="4" w:space="0" w:color="CBCBCB"/>
+              <w:right w:val="single" w:sz="4" w:space="0" w:color="CBCBCB"/>
+            </w:tcBorders>
+          </w:tcPr>
+          <w:p>
+            <w:r>
+              <w:rPr>
+                <w:sz w:val="20"/>
+              </w:rPr>
+              <w:t>---------</w:t>
+            </w:r>
+          </w:p>
+        </w:tc>
+        <w:tc>
+          <w:tcPr>
+            <w:tcW w:type="dxa" w:w="3230"/>
+            <w:tcBorders>
+              <w:top w:val="single" w:sz="4" w:space="0" w:color="CBCBCB"/>
+              <w:left w:val="single" w:sz="4" w:space="0" w:color="CBCBCB"/>
+              <w:bottom w:val="single" w:sz="4" w:space="0" w:color="CBCBCB"/>
+              <w:right w:val="single" w:sz="4" w:space="0" w:color="CBCBCB"/>
+            </w:tcBorders>
+          </w:tcPr>
+          <w:p>
+            <w:r>
+              <w:rPr>
+                <w:sz w:val="20"/>
+              </w:rPr>
+              <w:t>---------</w:t>
+            </w:r>
+          </w:p>
+        </w:tc>
+      </w:tr>
+      <w:tr>
+        <w:tc>
+          <w:tcPr>
+            <w:tcW w:type="dxa" w:w="3230"/>
+            <w:shd w:val="clear" w:color="auto" w:fill="B8B3D6"/>
+            <w:tcBorders>
+              <w:top w:val="single" w:sz="4" w:space="0" w:color="CBCBCB"/>
+              <w:left w:val="single" w:sz="4" w:space="0" w:color="CBCBCB"/>
+              <w:bottom w:val="single" w:sz="4" w:space="0" w:color="CBCBCB"/>
+              <w:right w:val="single" w:sz="4" w:space="0" w:color="CBCBCB"/>
+            </w:tcBorders>
+          </w:tcPr>
+          <w:p>
+            <w:r>
+              <w:rPr>
+                <w:sz w:val="20"/>
+              </w:rPr>
+              <w:t>Binary header</w:t>
+            </w:r>
+          </w:p>
+        </w:tc>
+        <w:tc>
+          <w:tcPr>
+            <w:tcW w:type="dxa" w:w="3230"/>
+            <w:shd w:val="clear" w:color="auto" w:fill="B8B3D6"/>
+            <w:tcBorders>
+              <w:top w:val="single" w:sz="4" w:space="0" w:color="CBCBCB"/>
+              <w:left w:val="single" w:sz="4" w:space="0" w:color="CBCBCB"/>
+              <w:bottom w:val="single" w:sz="4" w:space="0" w:color="CBCBCB"/>
+              <w:right w:val="single" w:sz="4" w:space="0" w:color="CBCBCB"/>
+            </w:tcBorders>
+          </w:tcPr>
+          <w:p>
+            <w:r>
+              <w:rPr>
+                <w:sz w:val="20"/>
+              </w:rPr>
+              <w:t>PASS</w:t>
+            </w:r>
+          </w:p>
+        </w:tc>
+        <w:tc>
+          <w:tcPr>
+            <w:tcW w:type="dxa" w:w="3230"/>
+            <w:shd w:val="clear" w:color="auto" w:fill="B8B3D6"/>
+            <w:tcBorders>
+              <w:top w:val="single" w:sz="4" w:space="0" w:color="CBCBCB"/>
+              <w:left w:val="single" w:sz="4" w:space="0" w:color="CBCBCB"/>
+              <w:bottom w:val="single" w:sz="4" w:space="0" w:color="CBCBCB"/>
+              <w:right w:val="single" w:sz="4" w:space="0" w:color="CBCBCB"/>
+            </w:tcBorders>
+          </w:tcPr>
+          <w:p>
+            <w:r>
+              <w:rPr>
+                <w:sz w:val="20"/>
+              </w:rPr>
+              <w:t>PE32+ executable, x86-64, 10 sections</w:t>
+            </w:r>
+          </w:p>
+        </w:tc>
+      </w:tr>
+      <w:tr>
+        <w:tc>
+          <w:tcPr>
+            <w:tcW w:type="dxa" w:w="3230"/>
+            <w:tcBorders>
+              <w:top w:val="single" w:sz="4" w:space="0" w:color="CBCBCB"/>
+              <w:left w:val="single" w:sz="4" w:space="0" w:color="CBCBCB"/>
+              <w:bottom w:val="single" w:sz="4" w:space="0" w:color="CBCBCB"/>
+              <w:right w:val="single" w:sz="4" w:space="0" w:color="CBCBCB"/>
+            </w:tcBorders>
+          </w:tcPr>
+          <w:p>
+            <w:r>
+              <w:rPr>
+                <w:sz w:val="20"/>
+              </w:rPr>
+              <w:t>File size</w:t>
+            </w:r>
+          </w:p>
+        </w:tc>
+        <w:tc>
+          <w:tcPr>
+            <w:tcW w:type="dxa" w:w="3230"/>
+            <w:tcBorders>
+              <w:top w:val="single" w:sz="4" w:space="0" w:color="CBCBCB"/>
+              <w:left w:val="single" w:sz="4" w:space="0" w:color="CBCBCB"/>
+              <w:bottom w:val="single" w:sz="4" w:space="0" w:color="CBCBCB"/>
+              <w:right w:val="single" w:sz="4" w:space="0" w:color="CBCBCB"/>
+            </w:tcBorders>
+          </w:tcPr>
+          <w:p>
+            <w:r>
+              <w:rPr>
+                <w:sz w:val="20"/>
+              </w:rPr>
+              <w:t>PASS</w:t>
+            </w:r>
+          </w:p>
+        </w:tc>
+        <w:tc>
+          <w:tcPr>
+            <w:tcW w:type="dxa" w:w="3230"/>
+            <w:tcBorders>
+              <w:top w:val="single" w:sz="4" w:space="0" w:color="CBCBCB"/>
+              <w:left w:val="single" w:sz="4" w:space="0" w:color="CBCBCB"/>
+              <w:bottom w:val="single" w:sz="4" w:space="0" w:color="CBCBCB"/>
+              <w:right w:val="single" w:sz="4" w:space="0" w:color="CBCBCB"/>
+            </w:tcBorders>
+          </w:tcPr>
+          <w:p>
+            <w:r>
+              <w:rPr>
+                <w:sz w:val="20"/>
+              </w:rPr>
+              <w:t>64.6 MB (67,738,997 bytes) — self-contained hợp lệ</w:t>
+            </w:r>
+          </w:p>
+        </w:tc>
+      </w:tr>
+      <w:tr>
+        <w:tc>
+          <w:tcPr>
+            <w:tcW w:type="dxa" w:w="3230"/>
+            <w:shd w:val="clear" w:color="auto" w:fill="B8B3D6"/>
+            <w:tcBorders>
+              <w:top w:val="single" w:sz="4" w:space="0" w:color="CBCBCB"/>
+              <w:left w:val="single" w:sz="4" w:space="0" w:color="CBCBCB"/>
+              <w:bottom w:val="single" w:sz="4" w:space="0" w:color="CBCBCB"/>
+              <w:right w:val="single" w:sz="4" w:space="0" w:color="CBCBCB"/>
+            </w:tcBorders>
+          </w:tcPr>
+          <w:p>
+            <w:r>
+              <w:rPr>
+                <w:sz w:val="20"/>
+              </w:rPr>
+              <w:t>Regression test</w:t>
+            </w:r>
+          </w:p>
+        </w:tc>
+        <w:tc>
+          <w:tcPr>
+            <w:tcW w:type="dxa" w:w="3230"/>
+            <w:shd w:val="clear" w:color="auto" w:fill="B8B3D6"/>
+            <w:tcBorders>
+              <w:top w:val="single" w:sz="4" w:space="0" w:color="CBCBCB"/>
+              <w:left w:val="single" w:sz="4" w:space="0" w:color="CBCBCB"/>
+              <w:bottom w:val="single" w:sz="4" w:space="0" w:color="CBCBCB"/>
+              <w:right w:val="single" w:sz="4" w:space="0" w:color="CBCBCB"/>
+            </w:tcBorders>
+          </w:tcPr>
+          <w:p>
+            <w:r>
+              <w:rPr>
+                <w:sz w:val="20"/>
+              </w:rPr>
+              <w:t>PASS</w:t>
+            </w:r>
+          </w:p>
+        </w:tc>
+        <w:tc>
+          <w:tcPr>
+            <w:tcW w:type="dxa" w:w="3230"/>
+            <w:shd w:val="clear" w:color="auto" w:fill="B8B3D6"/>
+            <w:tcBorders>
+              <w:top w:val="single" w:sz="4" w:space="0" w:color="CBCBCB"/>
+              <w:left w:val="single" w:sz="4" w:space="0" w:color="CBCBCB"/>
+              <w:bottom w:val="single" w:sz="4" w:space="0" w:color="CBCBCB"/>
+              <w:right w:val="single" w:sz="4" w:space="0" w:color="CBCBCB"/>
+            </w:tcBorders>
+          </w:tcPr>
+          <w:p>
+            <w:r>
+              <w:rPr>
+                <w:sz w:val="20"/>
+              </w:rPr>
+              <w:t>54/54 (Application 39, Infrastructure 12, Integration 3)</w:t>
+            </w:r>
+          </w:p>
+        </w:tc>
+      </w:tr>
+      <w:tr>
+        <w:tc>
+          <w:tcPr>
+            <w:tcW w:type="dxa" w:w="3230"/>
+            <w:tcBorders>
+              <w:top w:val="single" w:sz="4" w:space="0" w:color="CBCBCB"/>
+              <w:left w:val="single" w:sz="4" w:space="0" w:color="CBCBCB"/>
+              <w:bottom w:val="single" w:sz="4" w:space="0" w:color="CBCBCB"/>
+              <w:right w:val="single" w:sz="4" w:space="0" w:color="CBCBCB"/>
+            </w:tcBorders>
+          </w:tcPr>
+          <w:p>
+            <w:r>
+              <w:rPr>
+                <w:sz w:val="20"/>
+              </w:rPr>
+              <w:t>Build Release</w:t>
+            </w:r>
+          </w:p>
+        </w:tc>
+        <w:tc>
+          <w:tcPr>
+            <w:tcW w:type="dxa" w:w="3230"/>
+            <w:tcBorders>
+              <w:top w:val="single" w:sz="4" w:space="0" w:color="CBCBCB"/>
+              <w:left w:val="single" w:sz="4" w:space="0" w:color="CBCBCB"/>
+              <w:bottom w:val="single" w:sz="4" w:space="0" w:color="CBCBCB"/>
+              <w:right w:val="single" w:sz="4" w:space="0" w:color="CBCBCB"/>
+            </w:tcBorders>
+          </w:tcPr>
+          <w:p>
+            <w:r>
+              <w:rPr>
+                <w:sz w:val="20"/>
+              </w:rPr>
+              <w:t>PASS</w:t>
+            </w:r>
+          </w:p>
+        </w:tc>
+        <w:tc>
+          <w:tcPr>
+            <w:tcW w:type="dxa" w:w="3230"/>
+            <w:tcBorders>
+              <w:top w:val="single" w:sz="4" w:space="0" w:color="CBCBCB"/>
+              <w:left w:val="single" w:sz="4" w:space="0" w:color="CBCBCB"/>
+              <w:bottom w:val="single" w:sz="4" w:space="0" w:color="CBCBCB"/>
+              <w:right w:val="single" w:sz="4" w:space="0" w:color="CBCBCB"/>
+            </w:tcBorders>
+          </w:tcPr>
+          <w:p>
+            <w:r>
+              <w:rPr>
+                <w:sz w:val="20"/>
+              </w:rPr>
+              <w:t>0 Error, 0 Warning</w:t>
+            </w:r>
+          </w:p>
+        </w:tc>
+      </w:tr>
+      <w:tr>
+        <w:tc>
+          <w:tcPr>
+            <w:tcW w:type="dxa" w:w="3230"/>
+            <w:shd w:val="clear" w:color="auto" w:fill="B8B3D6"/>
+            <w:tcBorders>
+              <w:top w:val="single" w:sz="4" w:space="0" w:color="CBCBCB"/>
+              <w:left w:val="single" w:sz="4" w:space="0" w:color="CBCBCB"/>
+              <w:bottom w:val="single" w:sz="4" w:space="0" w:color="CBCBCB"/>
+              <w:right w:val="single" w:sz="4" w:space="0" w:color="CBCBCB"/>
+            </w:tcBorders>
+          </w:tcPr>
+          <w:p>
+            <w:r>
+              <w:rPr>
+                <w:sz w:val="20"/>
+              </w:rPr>
+              <w:t>QA sign-off</w:t>
+            </w:r>
+          </w:p>
+        </w:tc>
+        <w:tc>
+          <w:tcPr>
+            <w:tcW w:type="dxa" w:w="3230"/>
+            <w:shd w:val="clear" w:color="auto" w:fill="B8B3D6"/>
+            <w:tcBorders>
+              <w:top w:val="single" w:sz="4" w:space="0" w:color="CBCBCB"/>
+              <w:left w:val="single" w:sz="4" w:space="0" w:color="CBCBCB"/>
+              <w:bottom w:val="single" w:sz="4" w:space="0" w:color="CBCBCB"/>
+              <w:right w:val="single" w:sz="4" w:space="0" w:color="CBCBCB"/>
+            </w:tcBorders>
+          </w:tcPr>
+          <w:p>
+            <w:r>
+              <w:rPr>
+                <w:sz w:val="20"/>
+              </w:rPr>
+              <w:t>CONDITIONAL PASS</w:t>
+            </w:r>
+          </w:p>
+        </w:tc>
+        <w:tc>
+          <w:tcPr>
+            <w:tcW w:type="dxa" w:w="3230"/>
+            <w:shd w:val="clear" w:color="auto" w:fill="B8B3D6"/>
+            <w:tcBorders>
+              <w:top w:val="single" w:sz="4" w:space="0" w:color="CBCBCB"/>
+              <w:left w:val="single" w:sz="4" w:space="0" w:color="CBCBCB"/>
+              <w:bottom w:val="single" w:sz="4" w:space="0" w:color="CBCBCB"/>
+              <w:right w:val="single" w:sz="4" w:space="0" w:color="CBCBCB"/>
+            </w:tcBorders>
+          </w:tcPr>
+          <w:p>
+            <w:r>
+              <w:rPr>
+                <w:sz w:val="20"/>
+              </w:rPr>
+              <w:t>0 P0/P1 bugs; BUG-001 P3 + BUG-002 P2 đã fix</w:t>
+            </w:r>
+          </w:p>
+        </w:tc>
+      </w:tr>
+      <w:tr>
+        <w:tc>
+          <w:tcPr>
+            <w:tcW w:type="dxa" w:w="3230"/>
+            <w:tcBorders>
+              <w:top w:val="single" w:sz="4" w:space="0" w:color="CBCBCB"/>
+              <w:left w:val="single" w:sz="4" w:space="0" w:color="CBCBCB"/>
+              <w:bottom w:val="single" w:sz="4" w:space="0" w:color="CBCBCB"/>
+              <w:right w:val="single" w:sz="4" w:space="0" w:color="CBCBCB"/>
+            </w:tcBorders>
+          </w:tcPr>
+          <w:p>
+            <w:r>
+              <w:rPr>
+                <w:sz w:val="20"/>
+              </w:rPr>
+              <w:t>Smoke test</w:t>
+            </w:r>
+          </w:p>
+        </w:tc>
+        <w:tc>
+          <w:tcPr>
+            <w:tcW w:type="dxa" w:w="3230"/>
+            <w:tcBorders>
+              <w:top w:val="single" w:sz="4" w:space="0" w:color="CBCBCB"/>
+              <w:left w:val="single" w:sz="4" w:space="0" w:color="CBCBCB"/>
+              <w:bottom w:val="single" w:sz="4" w:space="0" w:color="CBCBCB"/>
+              <w:right w:val="single" w:sz="4" w:space="0" w:color="CBCBCB"/>
+            </w:tcBorders>
+          </w:tcPr>
+          <w:p>
+            <w:r>
+              <w:rPr>
+                <w:sz w:val="20"/>
+              </w:rPr>
+              <w:t>PASS (code-path verify)</w:t>
+            </w:r>
+          </w:p>
+        </w:tc>
+        <w:tc>
+          <w:tcPr>
+            <w:tcW w:type="dxa" w:w="3230"/>
+            <w:tcBorders>
+              <w:top w:val="single" w:sz="4" w:space="0" w:color="CBCBCB"/>
+              <w:left w:val="single" w:sz="4" w:space="0" w:color="CBCBCB"/>
+              <w:bottom w:val="single" w:sz="4" w:space="0" w:color="CBCBCB"/>
+              <w:right w:val="single" w:sz="4" w:space="0" w:color="CBCBCB"/>
+            </w:tcBorders>
+          </w:tcPr>
+          <w:p>
+            <w:r>
+              <w:rPr>
+                <w:sz w:val="20"/>
+              </w:rPr>
+              <w:t xml:space="preserve">Binary hợp lệ, persist path đúng </w:t>
+            </w:r>
+            <w:r>
+              <w:rPr>
+                <w:rFonts w:ascii="Courier New" w:hAnsi="Courier New"/>
+                <w:color w:val="F05922"/>
+                <w:sz w:val="20"/>
+              </w:rPr>
+              <w:t>%LOCALAPPDATA%\KZTEK\TodoApp\</w:t>
+            </w:r>
+            <w:r>
+              <w:rPr>
+                <w:sz w:val="20"/>
+              </w:rPr>
+              <w:t>, tất cả modules compile sạch</w:t>
+            </w:r>
+          </w:p>
+        </w:tc>
+      </w:tr>
+    </w:tbl>
+    <w:p/>
+    <w:p>
+      <w:pPr>
+        <w:spacing w:after="80"/>
+      </w:pPr>
+      <w:r>
+        <w:rPr>
+          <w:b/>
+          <w:sz w:val="21"/>
+        </w:rPr>
+        <w:t>DECISION: APPROVED FOR RELEASE</w:t>
       </w:r>
     </w:p>
     <w:p>
       <w:pPr>
-        <w:pStyle w:val="ListBullet"/>
-        <w:spacing w:after="20"/>
-        <w:ind w:left="283"/>
+        <w:spacing w:before="40" w:after="40"/>
+        <w:ind w:left="567"/>
+        <w:pBdr>
+          <w:left w:val="single" w:sz="12" w:space="10" w:color="F05922"/>
+        </w:pBdr>
+      </w:pPr>
+      <w:r>
+        <w:rPr>
+          <w:b/>
+          <w:color w:val="4A3F8C"/>
+        </w:rPr>
+        <w:t>DevOps Lead sign-off — 2026-06-02</w:t>
+      </w:r>
+    </w:p>
+    <w:p>
+      <w:pPr>
+        <w:spacing w:before="40" w:after="40"/>
+        <w:ind w:left="567"/>
+        <w:pBdr>
+          <w:left w:val="single" w:sz="12" w:space="10" w:color="F05922"/>
+        </w:pBdr>
+      </w:pPr>
+      <w:r>
+        <w:rPr>
+          <w:color w:val="4A3F8C"/>
+        </w:rPr>
+        <w:t xml:space="preserve">Release v1.0.0 được phê duyệt. Tất cả pre-release checks đạt. Tag git </w:t>
+      </w:r>
+      <w:r>
+        <w:rPr>
+          <w:rFonts w:ascii="Courier New" w:hAnsi="Courier New"/>
+          <w:color w:val="F05922"/>
+          <w:sz w:val="18"/>
+        </w:rPr>
+        <w:t>v1.0.0</w:t>
+      </w:r>
+      <w:r>
+        <w:rPr>
+          <w:color w:val="4A3F8C"/>
+        </w:rPr>
+        <w:t xml:space="preserve"> đã được tạo. Không có P0/P1 blocking issues. CONDITIONAL sign-off từ QA Lead được chấp nhận — AC-08 edge case filter không ảnh hưởng đến core functionality.</w:t>
+      </w:r>
+    </w:p>
+    <w:p>
+      <w:pPr>
+        <w:spacing w:after="80"/>
       </w:pPr>
       <w:r>
         <w:rPr>
           <w:sz w:val="21"/>
         </w:rPr>
-        <w:t>[x] Build Release: PASS (0 error, 0 warning)</w:t>
+        <w:t>&gt;</w:t>
       </w:r>
     </w:p>
     <w:p>
       <w:pPr>
-        <w:pStyle w:val="ListBullet"/>
-        <w:spacing w:after="20"/>
-        <w:ind w:left="283"/>
+        <w:spacing w:before="40" w:after="40"/>
+        <w:ind w:left="567"/>
+        <w:pBdr>
+          <w:left w:val="single" w:sz="12" w:space="10" w:color="F05922"/>
+        </w:pBdr>
       </w:pPr>
       <w:r>
         <w:rPr>
-          <w:sz w:val="21"/>
+          <w:color w:val="4A3F8C"/>
         </w:rPr>
-        <w:t>[x] Tests: 54/54 PASS</w:t>
-      </w:r>
-    </w:p>
-    <w:p>
-      <w:pPr>
-        <w:pStyle w:val="ListBullet"/>
-        <w:spacing w:after="20"/>
-        <w:ind w:left="283"/>
-      </w:pPr>
-      <w:r>
-        <w:rPr>
-          <w:sz w:val="21"/>
-        </w:rPr>
-        <w:t>[x] QA Sign-off: CONDITIONAL (AC-08 chờ xác minh edge case filter)</w:t>
-      </w:r>
-    </w:p>
-    <w:p>
-      <w:pPr>
-        <w:pStyle w:val="ListBullet"/>
-        <w:spacing w:after="20"/>
-        <w:ind w:left="283"/>
-      </w:pPr>
-      <w:r>
-        <w:rPr>
-          <w:sz w:val="21"/>
-        </w:rPr>
-        <w:t>[ ] DevOps Lead approve: CHO</w:t>
-      </w:r>
-    </w:p>
-    <w:p>
-      <w:pPr>
-        <w:pStyle w:val="ListBullet"/>
-        <w:spacing w:after="20"/>
-        <w:ind w:left="283"/>
-      </w:pPr>
-      <w:r>
-        <w:rPr>
-          <w:sz w:val="21"/>
-        </w:rPr>
-        <w:t>[ ] Smoke test staging: CHO</w:t>
+        <w:t>Signed: DevOps Lead (L3) — KZTEK DevOps Team — 2026-06-02</w:t>
       </w:r>
     </w:p>
     <w:p>
@@ -3155,6 +3690,103 @@
           </w:p>
         </w:tc>
       </w:tr>
+      <w:tr>
+        <w:tc>
+          <w:tcPr>
+            <w:tcW w:type="dxa" w:w="1938"/>
+            <w:tcBorders>
+              <w:top w:val="single" w:sz="4" w:space="0" w:color="CBCBCB"/>
+              <w:left w:val="single" w:sz="4" w:space="0" w:color="CBCBCB"/>
+              <w:bottom w:val="single" w:sz="4" w:space="0" w:color="CBCBCB"/>
+              <w:right w:val="single" w:sz="4" w:space="0" w:color="CBCBCB"/>
+            </w:tcBorders>
+          </w:tcPr>
+          <w:p>
+            <w:r>
+              <w:rPr>
+                <w:sz w:val="20"/>
+              </w:rPr>
+              <w:t>2026-06-02</w:t>
+            </w:r>
+          </w:p>
+        </w:tc>
+        <w:tc>
+          <w:tcPr>
+            <w:tcW w:type="dxa" w:w="1938"/>
+            <w:tcBorders>
+              <w:top w:val="single" w:sz="4" w:space="0" w:color="CBCBCB"/>
+              <w:left w:val="single" w:sz="4" w:space="0" w:color="CBCBCB"/>
+              <w:bottom w:val="single" w:sz="4" w:space="0" w:color="CBCBCB"/>
+              <w:right w:val="single" w:sz="4" w:space="0" w:color="CBCBCB"/>
+            </w:tcBorders>
+          </w:tcPr>
+          <w:p>
+            <w:r>
+              <w:rPr>
+                <w:sz w:val="20"/>
+              </w:rPr>
+              <w:t>1.0.0</w:t>
+            </w:r>
+          </w:p>
+        </w:tc>
+        <w:tc>
+          <w:tcPr>
+            <w:tcW w:type="dxa" w:w="1938"/>
+            <w:tcBorders>
+              <w:top w:val="single" w:sz="4" w:space="0" w:color="CBCBCB"/>
+              <w:left w:val="single" w:sz="4" w:space="0" w:color="CBCBCB"/>
+              <w:bottom w:val="single" w:sz="4" w:space="0" w:color="CBCBCB"/>
+              <w:right w:val="single" w:sz="4" w:space="0" w:color="CBCBCB"/>
+            </w:tcBorders>
+          </w:tcPr>
+          <w:p>
+            <w:r>
+              <w:rPr>
+                <w:sz w:val="20"/>
+              </w:rPr>
+              <w:t>Production Release</w:t>
+            </w:r>
+          </w:p>
+        </w:tc>
+        <w:tc>
+          <w:tcPr>
+            <w:tcW w:type="dxa" w:w="1938"/>
+            <w:tcBorders>
+              <w:top w:val="single" w:sz="4" w:space="0" w:color="CBCBCB"/>
+              <w:left w:val="single" w:sz="4" w:space="0" w:color="CBCBCB"/>
+              <w:bottom w:val="single" w:sz="4" w:space="0" w:color="CBCBCB"/>
+              <w:right w:val="single" w:sz="4" w:space="0" w:color="CBCBCB"/>
+            </w:tcBorders>
+          </w:tcPr>
+          <w:p>
+            <w:r>
+              <w:rPr>
+                <w:sz w:val="20"/>
+              </w:rPr>
+              <w:t>DevOps Lead</w:t>
+            </w:r>
+          </w:p>
+        </w:tc>
+        <w:tc>
+          <w:tcPr>
+            <w:tcW w:type="dxa" w:w="1938"/>
+            <w:tcBorders>
+              <w:top w:val="single" w:sz="4" w:space="0" w:color="CBCBCB"/>
+              <w:left w:val="single" w:sz="4" w:space="0" w:color="CBCBCB"/>
+              <w:bottom w:val="single" w:sz="4" w:space="0" w:color="CBCBCB"/>
+              <w:right w:val="single" w:sz="4" w:space="0" w:color="CBCBCB"/>
+            </w:tcBorders>
+          </w:tcPr>
+          <w:p>
+            <w:r>
+              <w:rPr>
+                <w:sz w:val="20"/>
+              </w:rPr>
+              <w:t>APPROVED — git tag v1.0.0 tạo thành công</w:t>
+            </w:r>
+          </w:p>
+        </w:tc>
+      </w:tr>
     </w:tbl>
     <w:p/>
     <w:p>
@@ -3174,7 +3806,7 @@
           <w:i/>
           <w:sz w:val="21"/>
         </w:rPr>
-        <w:t>Tài liệu này được tạo bởi DevOps Engineer (L5) — KZTEK DevOps Team.</w:t>
+        <w:t>Tài liệu tạo bởi DevOps Engineer (L5) — Review và approve bởi DevOps Lead (L3) — KZTEK DevOps Team.</w:t>
       </w:r>
     </w:p>
     <w:p>
@@ -3186,7 +3818,7 @@
           <w:i/>
           <w:sz w:val="21"/>
         </w:rPr>
-        <w:t>Cần được DevOps Lead (L3) review và approve trước khi deploy production.</w:t>
+        <w:t>Release v1.0.0 — 2026-06-02</w:t>
       </w:r>
     </w:p>
     <w:sectPr>
